--- a/docs/entregables/01_vision.docx
+++ b/docs/entregables/01_vision.docx
@@ -1541,7 +1541,7 @@
         </w:r>
         <w:r>
           <w:rPr/>
-          <w:t xml:space="preserve">9</w:t>
+          <w:t xml:space="preserve">8</w:t>
         </w:r>
       </w:hyperlink>
       <w:r>
@@ -1700,7 +1700,7 @@
         </w:r>
         <w:r>
           <w:rPr/>
-          <w:t xml:space="preserve">8</w:t>
+          <w:t xml:space="preserve">7</w:t>
         </w:r>
       </w:hyperlink>
     </w:p>
@@ -3197,7 +3197,7 @@
         <w:t>La métrica se reporta como es:</w:t>
       </w:r>
       <w:r>
-        <w:t xml:space="preserve"> la precisión de punta a punta es el producto de los dos pasos. Con lo medido en el laboratorio sería del orden de 64 % </w:t>
+        <w:t xml:space="preserve"> la precisión de punta a punta es el producto de los dos pasos. Según el replanteamiento SaaS, con lo medido en el laboratorio de la Fase 1 sería del orden de 64 % </w:t>
       </w:r>
       <w:r>
         <w:rPr>
@@ -3206,7 +3206,7 @@
         <w:t>🟡</w:t>
       </w:r>
       <w:r>
-        <w:t>. El método está en el documento 07 (Plan de métricas y medición).</w:t>
+        <w:t>; no se puede reproducir con los datos del repositorio. El método está en el documento 07 (Plan de métricas y medición).</w:t>
       </w:r>
     </w:p>
     <w:p>
@@ -4490,13 +4490,13 @@
                 <w:rFonts w:ascii="Segoe UI Emoji" w:hAnsi="Segoe UI Emoji"/>
                 <w:sz w:val="19"/>
               </w:rPr>
-              <w:t>✅</w:t>
+              <w:t>🟡</w:t>
             </w:r>
             <w:r>
               <w:rPr>
                 <w:sz w:val="19"/>
               </w:rPr>
-              <w:t xml:space="preserve"> por diseño</w:t>
+              <w:t xml:space="preserve"> supuesto; se comprueba en cada cliente</w:t>
             </w:r>
           </w:p>
         </w:tc>
